--- a/English/LiangXiaoHua/2026/0731/【文章】 标注生词 0500_m25_in_12.docx
+++ b/English/LiangXiaoHua/2026/0731/【文章】 标注生词 0500_m25_in_12.docx
@@ -5218,7 +5218,19 @@
         <w:rPr>
           <w:color w:val="231F20"/>
         </w:rPr>
-        <w:t xml:space="preserve">eight female zebras with satellite-tracked </w:t>
+        <w:t xml:space="preserve">eight female zebras with </w:t>
+      </w:r>
+      <w:r>
+        <w:rPr>
+          <w:color w:val="00B050"/>
+        </w:rPr>
+        <w:t>satellite</w:t>
+      </w:r>
+      <w:r>
+        <w:rPr>
+          <w:color w:val="231F20"/>
+        </w:rPr>
+        <w:t xml:space="preserve">-tracked </w:t>
       </w:r>
       <w:r>
         <w:rPr>
@@ -10530,7 +10542,15 @@
         <w:rPr>
           <w:color w:val="00B050"/>
         </w:rPr>
-        <w:t>deforestation</w:t>
+        <w:t>defor</w:t>
+      </w:r>
+      <w:bookmarkStart w:id="0" w:name="_GoBack"/>
+      <w:bookmarkEnd w:id="0"/>
+      <w:r>
+        <w:rPr>
+          <w:color w:val="00B050"/>
+        </w:rPr>
+        <w:t>estation</w:t>
       </w:r>
       <w:r>
         <w:rPr>
@@ -14984,15 +15004,7 @@
         <w:rPr>
           <w:color w:val="231F20"/>
         </w:rPr>
-        <w:t>E</w:t>
-      </w:r>
-      <w:bookmarkStart w:id="0" w:name="_GoBack"/>
-      <w:bookmarkEnd w:id="0"/>
-      <w:r>
-        <w:rPr>
-          <w:color w:val="231F20"/>
-        </w:rPr>
-        <w:t>nnis</w:t>
+        <w:t>Ennis</w:t>
       </w:r>
       <w:r>
         <w:rPr>
